--- a/before/doctavian/tx-neurotoxin-consent-v1.docx
+++ b/before/doctavian/tx-neurotoxin-consent-v1.docx
@@ -541,7 +541,7 @@
         <w:color w:val="5F6B78"/>
         <w:sz w:val="16"/>
       </w:rPr>
-      <w:t>BEFORE • Treatment-party consent • Not a legality or safety certification</w:t>
+      <w:t>Time-Out • Treatment-party consent • Not a legality or safety certification</w:t>
     </w:r>
   </w:p>
 </w:ftr>
@@ -560,7 +560,7 @@
         <w:color w:val="0D767A"/>
         <w:sz w:val="18"/>
       </w:rPr>
-      <w:t>BEFORE  /  TEXAS NEUROTOXIN CONSENT</w:t>
+      <w:t>Time-Out  /  TEXAS NEUROTOXIN CONSENT</w:t>
     </w:r>
     <w:r>
       <w:rPr>
